--- a/fra/docx/59.content.docx
+++ b/fra/docx/59.content.docx
@@ -19,7 +19,7 @@
         <w:rPr>
           <w:lang w:val="fr_FR" w:bidi="fr_FR"/>
         </w:rPr>
-        <w:t>Resource: Notes d'étude - Introductions aux livres (Tyndale)</w:t>
+        <w:t>Resource: Tyndale Open Study Notes</w:t>
       </w:r>
       <w:r>
         <w:rPr>
@@ -112,7 +112,7 @@
         <w:rPr>
           <w:lang w:val="fr_FR" w:bidi="fr_FR"/>
         </w:rPr>
-        <w:t>Notes d'étude - Introductions aux livres (Tyndale)</w:t>
+        <w:t>Tyndale Open Study Notes</w:t>
       </w:r>
     </w:p>
     <w:p>

--- a/fra/docx/59.content.docx
+++ b/fra/docx/59.content.docx
@@ -19,7 +19,7 @@
         <w:rPr>
           <w:lang w:val="fr_FR" w:bidi="fr_FR"/>
         </w:rPr>
-        <w:t>Resource: Tyndale Open Study Notes</w:t>
+        <w:t>Resource: Aquifer Open Study Notes (Book Intros)</w:t>
       </w:r>
       <w:r>
         <w:rPr>
@@ -112,7 +112,7 @@
         <w:rPr>
           <w:lang w:val="fr_FR" w:bidi="fr_FR"/>
         </w:rPr>
-        <w:t>Tyndale Open Study Notes</w:t>
+        <w:t>Aquifer Open Study Notes (Book Intros)</w:t>
       </w:r>
     </w:p>
     <w:p>

--- a/fra/docx/59.content.docx
+++ b/fra/docx/59.content.docx
@@ -258,54 +258,36 @@
         </w:rPr>
         <w:t>Jacques, frère de Jésus, est rapidement devenu l’un des leaders reconnus de l’église de Jérusalem peu après la résurrection. Il adresse sa lettre aux croyants d’origine juive (</w:t>
       </w:r>
-      <w:hyperlink r:id="rId13">
-        <w:r>
-          <w:rPr>
-            <w:lang w:val="fr_FR" w:bidi="fr_FR"/>
-          </w:rPr>
-          <w:rPr>
-            <w:color w:val="0000EE"/>
-            <w:u w:val="single"/>
-          </w:rPr>
-          <w:t>Jc 1.1</w:t>
-        </w:r>
-      </w:hyperlink>
+      <w:r>
+        <w:rPr>
+          <w:lang w:val="fr_FR" w:bidi="fr_FR"/>
+        </w:rPr>
+        <w:t>Jc 1.1</w:t>
+      </w:r>
       <w:r>
         <w:rPr>
           <w:lang w:val="fr_FR" w:bidi="fr_FR"/>
         </w:rPr>
         <w:t>) dispersés à travers le monde, à la suite de la persécution déclenchée par la mort d’Étienne (</w:t>
       </w:r>
-      <w:hyperlink r:id="rId14">
-        <w:r>
-          <w:rPr>
-            <w:lang w:val="fr_FR" w:bidi="fr_FR"/>
-          </w:rPr>
-          <w:rPr>
-            <w:color w:val="0000EE"/>
-            <w:u w:val="single"/>
-          </w:rPr>
-          <w:t xml:space="preserve">Ac 8.1 </w:t>
-        </w:r>
-      </w:hyperlink>
+      <w:r>
+        <w:rPr>
+          <w:lang w:val="fr_FR" w:bidi="fr_FR"/>
+        </w:rPr>
+        <w:t xml:space="preserve">Ac 8.1 </w:t>
+      </w:r>
       <w:r>
         <w:rPr>
           <w:lang w:val="fr_FR" w:bidi="fr_FR"/>
         </w:rPr>
         <w:t xml:space="preserve">; </w:t>
       </w:r>
-      <w:hyperlink r:id="rId15">
-        <w:r>
-          <w:rPr>
-            <w:lang w:val="fr_FR" w:bidi="fr_FR"/>
-          </w:rPr>
-          <w:rPr>
-            <w:color w:val="0000EE"/>
-            <w:u w:val="single"/>
-          </w:rPr>
-          <w:t>11.19</w:t>
-        </w:r>
-      </w:hyperlink>
+      <w:r>
+        <w:rPr>
+          <w:lang w:val="fr_FR" w:bidi="fr_FR"/>
+        </w:rPr>
+        <w:t>11.19</w:t>
+      </w:r>
       <w:r>
         <w:rPr>
           <w:lang w:val="fr_FR" w:bidi="fr_FR"/>
@@ -324,126 +306,84 @@
         </w:rPr>
         <w:t xml:space="preserve"> », hors de leur patrie (</w:t>
       </w:r>
-      <w:hyperlink r:id="rId13">
-        <w:r>
-          <w:rPr>
-            <w:lang w:val="fr_FR" w:bidi="fr_FR"/>
-          </w:rPr>
-          <w:rPr>
-            <w:color w:val="0000EE"/>
-            <w:u w:val="single"/>
-          </w:rPr>
-          <w:t xml:space="preserve">Jc 1.1 </w:t>
-        </w:r>
-      </w:hyperlink>
+      <w:r>
+        <w:rPr>
+          <w:lang w:val="fr_FR" w:bidi="fr_FR"/>
+        </w:rPr>
+        <w:t xml:space="preserve">Jc 1.1 </w:t>
+      </w:r>
       <w:r>
         <w:rPr>
           <w:lang w:val="fr_FR" w:bidi="fr_FR"/>
         </w:rPr>
         <w:t xml:space="preserve">; voir </w:t>
       </w:r>
-      <w:hyperlink r:id="rId16">
-        <w:r>
-          <w:rPr>
-            <w:lang w:val="fr_FR" w:bidi="fr_FR"/>
-          </w:rPr>
-          <w:rPr>
-            <w:color w:val="0000EE"/>
-            <w:u w:val="single"/>
-          </w:rPr>
-          <w:t>Jn 7.35</w:t>
-        </w:r>
-      </w:hyperlink>
+      <w:r>
+        <w:rPr>
+          <w:lang w:val="fr_FR" w:bidi="fr_FR"/>
+        </w:rPr>
+        <w:t>Jn 7.35</w:t>
+      </w:r>
       <w:r>
         <w:rPr>
           <w:lang w:val="fr_FR" w:bidi="fr_FR"/>
         </w:rPr>
         <w:t>). La diaspora juive trouve ses origines dans deux grands épisodes historiques : la déportation du royaume du nord par les Assyriens en 722–721 av. J.-C., puis l’exil du royaume de Juda à Babylone en 586 av. J.-C. Elle s’élargit ensuite par les déplacements de nombreux Juifs au sein des empires grec et romain (</w:t>
       </w:r>
-      <w:hyperlink r:id="rId17">
-        <w:r>
-          <w:rPr>
-            <w:lang w:val="fr_FR" w:bidi="fr_FR"/>
-          </w:rPr>
-          <w:rPr>
-            <w:color w:val="0000EE"/>
-            <w:u w:val="single"/>
-          </w:rPr>
-          <w:t xml:space="preserve">Jc 4.13 </w:t>
-        </w:r>
-      </w:hyperlink>
+      <w:r>
+        <w:rPr>
+          <w:lang w:val="fr_FR" w:bidi="fr_FR"/>
+        </w:rPr>
+        <w:t xml:space="preserve">Jc 4.13 </w:t>
+      </w:r>
       <w:r>
         <w:rPr>
           <w:lang w:val="fr_FR" w:bidi="fr_FR"/>
         </w:rPr>
         <w:t xml:space="preserve">; </w:t>
       </w:r>
-      <w:hyperlink r:id="rId18">
-        <w:r>
-          <w:rPr>
-            <w:lang w:val="fr_FR" w:bidi="fr_FR"/>
-          </w:rPr>
-          <w:rPr>
-            <w:color w:val="0000EE"/>
-            <w:u w:val="single"/>
-          </w:rPr>
-          <w:t xml:space="preserve">Ac 13.14 </w:t>
-        </w:r>
-      </w:hyperlink>
+      <w:r>
+        <w:rPr>
+          <w:lang w:val="fr_FR" w:bidi="fr_FR"/>
+        </w:rPr>
+        <w:t xml:space="preserve">Ac 13.14 </w:t>
+      </w:r>
       <w:r>
         <w:rPr>
           <w:lang w:val="fr_FR" w:bidi="fr_FR"/>
         </w:rPr>
         <w:t xml:space="preserve">; </w:t>
       </w:r>
-      <w:hyperlink r:id="rId19">
-        <w:r>
-          <w:rPr>
-            <w:lang w:val="fr_FR" w:bidi="fr_FR"/>
-          </w:rPr>
-          <w:rPr>
-            <w:color w:val="0000EE"/>
-            <w:u w:val="single"/>
-          </w:rPr>
-          <w:t>17.1</w:t>
-        </w:r>
-      </w:hyperlink>
+      <w:r>
+        <w:rPr>
+          <w:lang w:val="fr_FR" w:bidi="fr_FR"/>
+        </w:rPr>
+        <w:t>17.1</w:t>
+      </w:r>
       <w:r>
         <w:rPr>
           <w:lang w:val="fr_FR" w:bidi="fr_FR"/>
         </w:rPr>
         <w:t>). Au milieu du premier siècle, des communautés juives étaient présentes un peu partout dans le monde gréco-romain. Les croyants issus de la diaspora subissaient de multiples pressions, de la part d'une société qui les opprimait économiquement (</w:t>
       </w:r>
-      <w:hyperlink r:id="rId20">
-        <w:r>
-          <w:rPr>
-            <w:lang w:val="fr_FR" w:bidi="fr_FR"/>
-          </w:rPr>
-          <w:rPr>
-            <w:color w:val="0000EE"/>
-            <w:u w:val="single"/>
-          </w:rPr>
-          <w:t>Jc 2.6</w:t>
-        </w:r>
-      </w:hyperlink>
+      <w:r>
+        <w:rPr>
+          <w:lang w:val="fr_FR" w:bidi="fr_FR"/>
+        </w:rPr>
+        <w:t>Jc 2.6</w:t>
+      </w:r>
       <w:r>
         <w:rPr>
           <w:lang w:val="fr_FR" w:bidi="fr_FR"/>
         </w:rPr>
         <w:t>) et les rejetait en raison de leur foi en Jésus-Christ (</w:t>
       </w:r>
-      <w:hyperlink r:id="rId21">
-        <w:r>
-          <w:rPr>
-            <w:lang w:val="fr_FR" w:bidi="fr_FR"/>
-          </w:rPr>
-          <w:rPr>
-            <w:color w:val="0000EE"/>
-            <w:u w:val="single"/>
-          </w:rPr>
-          <w:t>2.7</w:t>
-        </w:r>
-      </w:hyperlink>
+      <w:r>
+        <w:rPr>
+          <w:lang w:val="fr_FR" w:bidi="fr_FR"/>
+        </w:rPr>
+        <w:t>2.7</w:t>
+      </w:r>
       <w:r>
         <w:rPr>
           <w:lang w:val="fr_FR" w:bidi="fr_FR"/>
@@ -475,72 +415,48 @@
         </w:rPr>
         <w:t>La lettre de Jacques est écrite dans une perspective pastorale et met l'accent sur l'éthique, plus que tout autre livre du Nouveau Testament. Elle offre des enseignements inspirés par la loi, telle qu'elle est comprise à travers la vie et les enseignements de Jésus (</w:t>
       </w:r>
-      <w:hyperlink r:id="rId22">
-        <w:r>
-          <w:rPr>
-            <w:lang w:val="fr_FR" w:bidi="fr_FR"/>
-          </w:rPr>
-          <w:rPr>
-            <w:color w:val="0000EE"/>
-            <w:u w:val="single"/>
-          </w:rPr>
-          <w:t>1.25</w:t>
-        </w:r>
-      </w:hyperlink>
+      <w:r>
+        <w:rPr>
+          <w:lang w:val="fr_FR" w:bidi="fr_FR"/>
+        </w:rPr>
+        <w:t>1.25</w:t>
+      </w:r>
       <w:r>
         <w:rPr>
           <w:lang w:val="fr_FR" w:bidi="fr_FR"/>
         </w:rPr>
         <w:t xml:space="preserve"> ; </w:t>
       </w:r>
-      <w:hyperlink r:id="rId23">
-        <w:r>
-          <w:rPr>
-            <w:lang w:val="fr_FR" w:bidi="fr_FR"/>
-          </w:rPr>
-          <w:rPr>
-            <w:color w:val="0000EE"/>
-            <w:u w:val="single"/>
-          </w:rPr>
-          <w:t>2.8</w:t>
-        </w:r>
-      </w:hyperlink>
+      <w:r>
+        <w:rPr>
+          <w:lang w:val="fr_FR" w:bidi="fr_FR"/>
+        </w:rPr>
+        <w:t>2.8</w:t>
+      </w:r>
       <w:r>
         <w:rPr>
           <w:lang w:val="fr_FR" w:bidi="fr_FR"/>
         </w:rPr>
         <w:t>). Jacques s’inspire également des propres enseignements de Jésus, notamment ceux consignés plus tard dans le « Sermon sur la Montagne » de Matthieu (</w:t>
       </w:r>
-      <w:hyperlink r:id="rId24">
-        <w:r>
-          <w:rPr>
-            <w:lang w:val="fr_FR" w:bidi="fr_FR"/>
-          </w:rPr>
-          <w:rPr>
-            <w:color w:val="0000EE"/>
-            <w:u w:val="single"/>
-          </w:rPr>
-          <w:t>Mt 5–7</w:t>
-        </w:r>
-      </w:hyperlink>
+      <w:r>
+        <w:rPr>
+          <w:lang w:val="fr_FR" w:bidi="fr_FR"/>
+        </w:rPr>
+        <w:t>Mt 5–7</w:t>
+      </w:r>
       <w:r>
         <w:rPr>
           <w:lang w:val="fr_FR" w:bidi="fr_FR"/>
         </w:rPr>
         <w:t>) et le « Discours dans la plaine » de Luc (</w:t>
       </w:r>
-      <w:hyperlink r:id="rId25">
-        <w:r>
-          <w:rPr>
-            <w:lang w:val="fr_FR" w:bidi="fr_FR"/>
-          </w:rPr>
-          <w:rPr>
-            <w:color w:val="0000EE"/>
-            <w:u w:val="single"/>
-          </w:rPr>
-          <w:t>Lc 6.20–49</w:t>
-        </w:r>
-      </w:hyperlink>
+      <w:r>
+        <w:rPr>
+          <w:lang w:val="fr_FR" w:bidi="fr_FR"/>
+        </w:rPr>
+        <w:t>Lc 6.20–49</w:t>
+      </w:r>
       <w:r>
         <w:rPr>
           <w:lang w:val="fr_FR" w:bidi="fr_FR"/>
@@ -572,18 +488,12 @@
         </w:rPr>
         <w:t>La lettre de Jacques a été rédigée par l'un des frères de Jésus. À l'instar des autres enfants de Joseph et Marie (</w:t>
       </w:r>
-      <w:hyperlink r:id="rId26">
-        <w:r>
-          <w:rPr>
-            <w:lang w:val="fr_FR" w:bidi="fr_FR"/>
-          </w:rPr>
-          <w:rPr>
-            <w:color w:val="0000EE"/>
-            <w:u w:val="single"/>
-          </w:rPr>
-          <w:t>Mt 13.55</w:t>
-        </w:r>
-      </w:hyperlink>
+      <w:r>
+        <w:rPr>
+          <w:lang w:val="fr_FR" w:bidi="fr_FR"/>
+        </w:rPr>
+        <w:t>Mt 13.55</w:t>
+      </w:r>
       <w:r>
         <w:rPr>
           <w:lang w:val="fr_FR" w:bidi="fr_FR"/>
@@ -649,108 +559,72 @@
         </w:rPr>
         <w:t xml:space="preserve"> (</w:t>
       </w:r>
-      <w:hyperlink r:id="rId27">
-        <w:r>
-          <w:rPr>
-            <w:lang w:val="fr_FR" w:bidi="fr_FR"/>
-          </w:rPr>
-          <w:rPr>
-            <w:color w:val="0000EE"/>
-            <w:u w:val="single"/>
-          </w:rPr>
-          <w:t>Mc 3.20–21</w:t>
-        </w:r>
-      </w:hyperlink>
+      <w:r>
+        <w:rPr>
+          <w:lang w:val="fr_FR" w:bidi="fr_FR"/>
+        </w:rPr>
+        <w:t>Mc 3.20–21</w:t>
+      </w:r>
       <w:r>
         <w:rPr>
           <w:lang w:val="fr_FR" w:bidi="fr_FR"/>
         </w:rPr>
         <w:t xml:space="preserve"> ; cf. </w:t>
       </w:r>
-      <w:hyperlink r:id="rId28">
-        <w:r>
-          <w:rPr>
-            <w:lang w:val="fr_FR" w:bidi="fr_FR"/>
-          </w:rPr>
-          <w:rPr>
-            <w:color w:val="0000EE"/>
-            <w:u w:val="single"/>
-          </w:rPr>
-          <w:t>Jn 7.3–5</w:t>
-        </w:r>
-      </w:hyperlink>
+      <w:r>
+        <w:rPr>
+          <w:lang w:val="fr_FR" w:bidi="fr_FR"/>
+        </w:rPr>
+        <w:t>Jn 7.3–5</w:t>
+      </w:r>
       <w:r>
         <w:rPr>
           <w:lang w:val="fr_FR" w:bidi="fr_FR"/>
         </w:rPr>
         <w:t xml:space="preserve">). Ce n’est qu'après la résurrection que Jacques est devenu croyant, probablement à la suite d'une apparition personnelle de Jésus ressuscité, qui l’a convaincu que Jésus était véritablement le Christ (voir </w:t>
       </w:r>
-      <w:hyperlink r:id="rId29">
-        <w:r>
-          <w:rPr>
-            <w:lang w:val="fr_FR" w:bidi="fr_FR"/>
-          </w:rPr>
-          <w:rPr>
-            <w:color w:val="0000EE"/>
-            <w:u w:val="single"/>
-          </w:rPr>
-          <w:t>1Co 15.7</w:t>
-        </w:r>
-      </w:hyperlink>
+      <w:r>
+        <w:rPr>
+          <w:lang w:val="fr_FR" w:bidi="fr_FR"/>
+        </w:rPr>
+        <w:t>1Co 15.7</w:t>
+      </w:r>
       <w:r>
         <w:rPr>
           <w:lang w:val="fr_FR" w:bidi="fr_FR"/>
         </w:rPr>
         <w:t>). Jacques se trouvait parmi les autres croyants, dans la chambre haute, au moment où l'Esprit Saint a été donné, lors de la Pentecôte (</w:t>
       </w:r>
-      <w:hyperlink r:id="rId30">
-        <w:r>
-          <w:rPr>
-            <w:lang w:val="fr_FR" w:bidi="fr_FR"/>
-          </w:rPr>
-          <w:rPr>
-            <w:color w:val="0000EE"/>
-            <w:u w:val="single"/>
-          </w:rPr>
-          <w:t>Ac 1.14</w:t>
-        </w:r>
-      </w:hyperlink>
+      <w:r>
+        <w:rPr>
+          <w:lang w:val="fr_FR" w:bidi="fr_FR"/>
+        </w:rPr>
+        <w:t>Ac 1.14</w:t>
+      </w:r>
       <w:r>
         <w:rPr>
           <w:lang w:val="fr_FR" w:bidi="fr_FR"/>
         </w:rPr>
         <w:t xml:space="preserve"> ; </w:t>
       </w:r>
-      <w:hyperlink r:id="rId31">
-        <w:r>
-          <w:rPr>
-            <w:lang w:val="fr_FR" w:bidi="fr_FR"/>
-          </w:rPr>
-          <w:rPr>
-            <w:color w:val="0000EE"/>
-            <w:u w:val="single"/>
-          </w:rPr>
-          <w:t>2.1–3</w:t>
-        </w:r>
-      </w:hyperlink>
+      <w:r>
+        <w:rPr>
+          <w:lang w:val="fr_FR" w:bidi="fr_FR"/>
+        </w:rPr>
+        <w:t>2.1–3</w:t>
+      </w:r>
       <w:r>
         <w:rPr>
           <w:lang w:val="fr_FR" w:bidi="fr_FR"/>
         </w:rPr>
         <w:t xml:space="preserve">). Il a ensuite pris une position de direction au sein de l'église de Jérusalem (voir </w:t>
       </w:r>
-      <w:hyperlink r:id="rId32">
-        <w:r>
-          <w:rPr>
-            <w:lang w:val="fr_FR" w:bidi="fr_FR"/>
-          </w:rPr>
-          <w:rPr>
-            <w:color w:val="0000EE"/>
-            <w:u w:val="single"/>
-          </w:rPr>
-          <w:t>Ac 15.13–22</w:t>
-        </w:r>
-      </w:hyperlink>
+      <w:r>
+        <w:rPr>
+          <w:lang w:val="fr_FR" w:bidi="fr_FR"/>
+        </w:rPr>
+        <w:t>Ac 15.13–22</w:t>
+      </w:r>
       <w:r>
         <w:rPr>
           <w:lang w:val="fr_FR" w:bidi="fr_FR"/>
@@ -782,18 +656,12 @@
         </w:rPr>
         <w:t xml:space="preserve">La lettre de Jacques est peut-être le plus ancien écrit du Nouveau Testament. Elle semble avoir été rédigée après la persécution menée sous Hérode Agrippa (vers 44 apr. J.-C., </w:t>
       </w:r>
-      <w:hyperlink r:id="rId33">
-        <w:r>
-          <w:rPr>
-            <w:lang w:val="fr_FR" w:bidi="fr_FR"/>
-          </w:rPr>
-          <w:rPr>
-            <w:color w:val="0000EE"/>
-            <w:u w:val="single"/>
-          </w:rPr>
-          <w:t>Ac 12.1–5</w:t>
-        </w:r>
-      </w:hyperlink>
+      <w:r>
+        <w:rPr>
+          <w:lang w:val="fr_FR" w:bidi="fr_FR"/>
+        </w:rPr>
+        <w:t>Ac 12.1–5</w:t>
+      </w:r>
       <w:r>
         <w:rPr>
           <w:lang w:val="fr_FR" w:bidi="fr_FR"/>
@@ -825,18 +693,12 @@
         </w:rPr>
         <w:t xml:space="preserve"> (« assemblée », </w:t>
       </w:r>
-      <w:hyperlink r:id="rId34">
-        <w:r>
-          <w:rPr>
-            <w:lang w:val="fr_FR" w:bidi="fr_FR"/>
-          </w:rPr>
-          <w:rPr>
-            <w:color w:val="0000EE"/>
-            <w:u w:val="single"/>
-          </w:rPr>
-          <w:t>Jc 2.2</w:t>
-        </w:r>
-      </w:hyperlink>
+      <w:r>
+        <w:rPr>
+          <w:lang w:val="fr_FR" w:bidi="fr_FR"/>
+        </w:rPr>
+        <w:t>Jc 2.2</w:t>
+      </w:r>
       <w:r>
         <w:rPr>
           <w:lang w:val="fr_FR" w:bidi="fr_FR"/>
@@ -856,18 +718,12 @@
         </w:rPr>
         <w:t xml:space="preserve"> (</w:t>
       </w:r>
-      <w:hyperlink r:id="rId35">
-        <w:r>
-          <w:rPr>
-            <w:lang w:val="fr_FR" w:bidi="fr_FR"/>
-          </w:rPr>
-          <w:rPr>
-            <w:color w:val="0000EE"/>
-            <w:u w:val="single"/>
-          </w:rPr>
-          <w:t>5.14</w:t>
-        </w:r>
-      </w:hyperlink>
+      <w:r>
+        <w:rPr>
+          <w:lang w:val="fr_FR" w:bidi="fr_FR"/>
+        </w:rPr>
+        <w:t>5.14</w:t>
+      </w:r>
       <w:r>
         <w:rPr>
           <w:lang w:val="fr_FR" w:bidi="fr_FR"/>
@@ -900,36 +756,24 @@
         </w:rPr>
         <w:t xml:space="preserve"> (</w:t>
       </w:r>
-      <w:hyperlink r:id="rId36">
-        <w:r>
-          <w:rPr>
-            <w:lang w:val="fr_FR" w:bidi="fr_FR"/>
-          </w:rPr>
-          <w:rPr>
-            <w:color w:val="0000EE"/>
-            <w:u w:val="single"/>
-          </w:rPr>
-          <w:t>1.23</w:t>
-        </w:r>
-      </w:hyperlink>
+      <w:r>
+        <w:rPr>
+          <w:lang w:val="fr_FR" w:bidi="fr_FR"/>
+        </w:rPr>
+        <w:t>1.23</w:t>
+      </w:r>
       <w:r>
         <w:rPr>
           <w:lang w:val="fr_FR" w:bidi="fr_FR"/>
         </w:rPr>
         <w:t xml:space="preserve">, </w:t>
       </w:r>
-      <w:hyperlink r:id="rId22">
-        <w:r>
-          <w:rPr>
-            <w:lang w:val="fr_FR" w:bidi="fr_FR"/>
-          </w:rPr>
-          <w:rPr>
-            <w:color w:val="0000EE"/>
-            <w:u w:val="single"/>
-          </w:rPr>
-          <w:t>25</w:t>
-        </w:r>
-      </w:hyperlink>
+      <w:r>
+        <w:rPr>
+          <w:lang w:val="fr_FR" w:bidi="fr_FR"/>
+        </w:rPr>
+        <w:t>25</w:t>
+      </w:r>
       <w:r>
         <w:rPr>
           <w:lang w:val="fr_FR" w:bidi="fr_FR"/>
@@ -950,180 +794,120 @@
         </w:rPr>
         <w:t>Tout semble indiquer que Jacques écrit depuis Jérusalem, d’après les informations contenues dans le livre des Actes et la lettre aux Galates concernant sa localisation (</w:t>
       </w:r>
-      <w:hyperlink r:id="rId32">
-        <w:r>
-          <w:rPr>
-            <w:lang w:val="fr_FR" w:bidi="fr_FR"/>
-          </w:rPr>
-          <w:rPr>
-            <w:color w:val="0000EE"/>
-            <w:u w:val="single"/>
-          </w:rPr>
-          <w:t>Ac 15.13–22</w:t>
-        </w:r>
-      </w:hyperlink>
+      <w:r>
+        <w:rPr>
+          <w:lang w:val="fr_FR" w:bidi="fr_FR"/>
+        </w:rPr>
+        <w:t>Ac 15.13–22</w:t>
+      </w:r>
       <w:r>
         <w:rPr>
           <w:lang w:val="fr_FR" w:bidi="fr_FR"/>
         </w:rPr>
         <w:t xml:space="preserve"> ; </w:t>
       </w:r>
-      <w:hyperlink r:id="rId37">
-        <w:r>
-          <w:rPr>
-            <w:lang w:val="fr_FR" w:bidi="fr_FR"/>
-          </w:rPr>
-          <w:rPr>
-            <w:color w:val="0000EE"/>
-            <w:u w:val="single"/>
-          </w:rPr>
-          <w:t>21.18</w:t>
-        </w:r>
-      </w:hyperlink>
+      <w:r>
+        <w:rPr>
+          <w:lang w:val="fr_FR" w:bidi="fr_FR"/>
+        </w:rPr>
+        <w:t>21.18</w:t>
+      </w:r>
       <w:r>
         <w:rPr>
           <w:lang w:val="fr_FR" w:bidi="fr_FR"/>
         </w:rPr>
         <w:t xml:space="preserve"> ; </w:t>
       </w:r>
-      <w:hyperlink r:id="rId38">
-        <w:r>
-          <w:rPr>
-            <w:lang w:val="fr_FR" w:bidi="fr_FR"/>
-          </w:rPr>
-          <w:rPr>
-            <w:color w:val="0000EE"/>
-            <w:u w:val="single"/>
-          </w:rPr>
-          <w:t>Ga 1.18–19</w:t>
-        </w:r>
-      </w:hyperlink>
+      <w:r>
+        <w:rPr>
+          <w:lang w:val="fr_FR" w:bidi="fr_FR"/>
+        </w:rPr>
+        <w:t>Ga 1.18–19</w:t>
+      </w:r>
       <w:r>
         <w:rPr>
           <w:lang w:val="fr_FR" w:bidi="fr_FR"/>
         </w:rPr>
         <w:t xml:space="preserve"> ; </w:t>
       </w:r>
-      <w:hyperlink r:id="rId39">
-        <w:r>
-          <w:rPr>
-            <w:lang w:val="fr_FR" w:bidi="fr_FR"/>
-          </w:rPr>
-          <w:rPr>
-            <w:color w:val="0000EE"/>
-            <w:u w:val="single"/>
-          </w:rPr>
-          <w:t>2.9</w:t>
-        </w:r>
-      </w:hyperlink>
+      <w:r>
+        <w:rPr>
+          <w:lang w:val="fr_FR" w:bidi="fr_FR"/>
+        </w:rPr>
+        <w:t>2.9</w:t>
+      </w:r>
       <w:r>
         <w:rPr>
           <w:lang w:val="fr_FR" w:bidi="fr_FR"/>
         </w:rPr>
         <w:t xml:space="preserve">, </w:t>
       </w:r>
-      <w:hyperlink r:id="rId40">
-        <w:r>
-          <w:rPr>
-            <w:lang w:val="fr_FR" w:bidi="fr_FR"/>
-          </w:rPr>
-          <w:rPr>
-            <w:color w:val="0000EE"/>
-            <w:u w:val="single"/>
-          </w:rPr>
-          <w:t>12</w:t>
-        </w:r>
-      </w:hyperlink>
+      <w:r>
+        <w:rPr>
+          <w:lang w:val="fr_FR" w:bidi="fr_FR"/>
+        </w:rPr>
+        <w:t>12</w:t>
+      </w:r>
       <w:r>
         <w:rPr>
           <w:lang w:val="fr_FR" w:bidi="fr_FR"/>
         </w:rPr>
         <w:t>). L’épître contient d’ailleurs plusieurs allusions à la réalité palestinienne : la chaleur ardente (</w:t>
       </w:r>
-      <w:hyperlink r:id="rId41">
-        <w:r>
-          <w:rPr>
-            <w:lang w:val="fr_FR" w:bidi="fr_FR"/>
-          </w:rPr>
-          <w:rPr>
-            <w:color w:val="0000EE"/>
-            <w:u w:val="single"/>
-          </w:rPr>
-          <w:t>1.11</w:t>
-        </w:r>
-      </w:hyperlink>
+      <w:r>
+        <w:rPr>
+          <w:lang w:val="fr_FR" w:bidi="fr_FR"/>
+        </w:rPr>
+        <w:t>1.11</w:t>
+      </w:r>
       <w:r>
         <w:rPr>
           <w:lang w:val="fr_FR" w:bidi="fr_FR"/>
         </w:rPr>
         <w:t>) ; les sources d’eau amère (</w:t>
       </w:r>
-      <w:hyperlink r:id="rId42">
-        <w:r>
-          <w:rPr>
-            <w:lang w:val="fr_FR" w:bidi="fr_FR"/>
-          </w:rPr>
-          <w:rPr>
-            <w:color w:val="0000EE"/>
-            <w:u w:val="single"/>
-          </w:rPr>
-          <w:t>3.11–12</w:t>
-        </w:r>
-      </w:hyperlink>
+      <w:r>
+        <w:rPr>
+          <w:lang w:val="fr_FR" w:bidi="fr_FR"/>
+        </w:rPr>
+        <w:t>3.11–12</w:t>
+      </w:r>
       <w:r>
         <w:rPr>
           <w:lang w:val="fr_FR" w:bidi="fr_FR"/>
         </w:rPr>
         <w:t>) ; la culture des figues, des olives et des vignes (</w:t>
       </w:r>
-      <w:hyperlink r:id="rId43">
-        <w:r>
-          <w:rPr>
-            <w:lang w:val="fr_FR" w:bidi="fr_FR"/>
-          </w:rPr>
-          <w:rPr>
-            <w:color w:val="0000EE"/>
-            <w:u w:val="single"/>
-          </w:rPr>
-          <w:t>3.12</w:t>
-        </w:r>
-      </w:hyperlink>
+      <w:r>
+        <w:rPr>
+          <w:lang w:val="fr_FR" w:bidi="fr_FR"/>
+        </w:rPr>
+        <w:t>3.12</w:t>
+      </w:r>
       <w:r>
         <w:rPr>
           <w:lang w:val="fr_FR" w:bidi="fr_FR"/>
         </w:rPr>
         <w:t>) ; la mer (</w:t>
       </w:r>
-      <w:hyperlink r:id="rId44">
-        <w:r>
-          <w:rPr>
-            <w:lang w:val="fr_FR" w:bidi="fr_FR"/>
-          </w:rPr>
-          <w:rPr>
-            <w:color w:val="0000EE"/>
-            <w:u w:val="single"/>
-          </w:rPr>
-          <w:t>1.6</w:t>
-        </w:r>
-      </w:hyperlink>
+      <w:r>
+        <w:rPr>
+          <w:lang w:val="fr_FR" w:bidi="fr_FR"/>
+        </w:rPr>
+        <w:t>1.6</w:t>
+      </w:r>
       <w:r>
         <w:rPr>
           <w:lang w:val="fr_FR" w:bidi="fr_FR"/>
         </w:rPr>
         <w:t xml:space="preserve"> ; </w:t>
       </w:r>
-      <w:hyperlink r:id="rId45">
-        <w:r>
-          <w:rPr>
-            <w:lang w:val="fr_FR" w:bidi="fr_FR"/>
-          </w:rPr>
-          <w:rPr>
-            <w:color w:val="0000EE"/>
-            <w:u w:val="single"/>
-          </w:rPr>
-          <w:t>3.4</w:t>
-        </w:r>
-      </w:hyperlink>
+      <w:r>
+        <w:rPr>
+          <w:lang w:val="fr_FR" w:bidi="fr_FR"/>
+        </w:rPr>
+        <w:t>3.4</w:t>
+      </w:r>
       <w:r>
         <w:rPr>
           <w:lang w:val="fr_FR" w:bidi="fr_FR"/>
@@ -1142,18 +926,12 @@
         </w:rPr>
         <w:t xml:space="preserve"> (</w:t>
       </w:r>
-      <w:hyperlink r:id="rId46">
-        <w:r>
-          <w:rPr>
-            <w:lang w:val="fr_FR" w:bidi="fr_FR"/>
-          </w:rPr>
-          <w:rPr>
-            <w:color w:val="0000EE"/>
-            <w:u w:val="single"/>
-          </w:rPr>
-          <w:t>5.7</w:t>
-        </w:r>
-      </w:hyperlink>
+      <w:r>
+        <w:rPr>
+          <w:lang w:val="fr_FR" w:bidi="fr_FR"/>
+        </w:rPr>
+        <w:t>5.7</w:t>
+      </w:r>
       <w:r>
         <w:rPr>
           <w:lang w:val="fr_FR" w:bidi="fr_FR"/>
@@ -1198,18 +976,12 @@
         </w:rPr>
         <w:t xml:space="preserve">, le grec courant du monde gréco-romain. Elle reflète l’influence hellénistique présente en Galilée et en Palestine, ainsi que l’intégration culturelle des lecteurs juifs vivant dans la diaspora. Jacques écrit avec une réelle rigueur grammaticale, utilise un vaste vocabulaire, et démontre une grande sensibilité au rythme et aux sonorités. On y trouve des allusions claires à la traduction grecque de l’Ancien Testament (par exemple, </w:t>
       </w:r>
-      <w:hyperlink r:id="rId47">
-        <w:r>
-          <w:rPr>
-            <w:lang w:val="fr_FR" w:bidi="fr_FR"/>
-          </w:rPr>
-          <w:rPr>
-            <w:color w:val="0000EE"/>
-            <w:u w:val="single"/>
-          </w:rPr>
-          <w:t>4.6</w:t>
-        </w:r>
-      </w:hyperlink>
+      <w:r>
+        <w:rPr>
+          <w:lang w:val="fr_FR" w:bidi="fr_FR"/>
+        </w:rPr>
+        <w:t>4.6</w:t>
+      </w:r>
       <w:r>
         <w:rPr>
           <w:lang w:val="fr_FR" w:bidi="fr_FR"/>
@@ -1230,306 +1002,204 @@
         </w:rPr>
         <w:t>Jacques utilise avec aisance des procédés rhétoriques variés : des appels fraternels répétés (</w:t>
       </w:r>
-      <w:hyperlink r:id="rId48">
-        <w:r>
-          <w:rPr>
-            <w:lang w:val="fr_FR" w:bidi="fr_FR"/>
-          </w:rPr>
-          <w:rPr>
-            <w:color w:val="0000EE"/>
-            <w:u w:val="single"/>
-          </w:rPr>
-          <w:t>1.2</w:t>
-        </w:r>
-      </w:hyperlink>
+      <w:r>
+        <w:rPr>
+          <w:lang w:val="fr_FR" w:bidi="fr_FR"/>
+        </w:rPr>
+        <w:t>1.2</w:t>
+      </w:r>
       <w:r>
         <w:rPr>
           <w:lang w:val="fr_FR" w:bidi="fr_FR"/>
         </w:rPr>
         <w:t xml:space="preserve"> ; </w:t>
       </w:r>
-      <w:hyperlink r:id="rId49">
-        <w:r>
-          <w:rPr>
-            <w:lang w:val="fr_FR" w:bidi="fr_FR"/>
-          </w:rPr>
-          <w:rPr>
-            <w:color w:val="0000EE"/>
-            <w:u w:val="single"/>
-          </w:rPr>
-          <w:t>2.1</w:t>
-        </w:r>
-      </w:hyperlink>
+      <w:r>
+        <w:rPr>
+          <w:lang w:val="fr_FR" w:bidi="fr_FR"/>
+        </w:rPr>
+        <w:t>2.1</w:t>
+      </w:r>
       <w:r>
         <w:rPr>
           <w:lang w:val="fr_FR" w:bidi="fr_FR"/>
         </w:rPr>
         <w:t xml:space="preserve"> ; </w:t>
       </w:r>
-      <w:hyperlink r:id="rId50">
-        <w:r>
-          <w:rPr>
-            <w:lang w:val="fr_FR" w:bidi="fr_FR"/>
-          </w:rPr>
-          <w:rPr>
-            <w:color w:val="0000EE"/>
-            <w:u w:val="single"/>
-          </w:rPr>
-          <w:t>3.1</w:t>
-        </w:r>
-      </w:hyperlink>
+      <w:r>
+        <w:rPr>
+          <w:lang w:val="fr_FR" w:bidi="fr_FR"/>
+        </w:rPr>
+        <w:t>3.1</w:t>
+      </w:r>
       <w:r>
         <w:rPr>
           <w:lang w:val="fr_FR" w:bidi="fr_FR"/>
         </w:rPr>
         <w:t xml:space="preserve"> ; </w:t>
       </w:r>
-      <w:hyperlink r:id="rId51">
-        <w:r>
-          <w:rPr>
-            <w:lang w:val="fr_FR" w:bidi="fr_FR"/>
-          </w:rPr>
-          <w:rPr>
-            <w:color w:val="0000EE"/>
-            <w:u w:val="single"/>
-          </w:rPr>
-          <w:t>4.11</w:t>
-        </w:r>
-      </w:hyperlink>
+      <w:r>
+        <w:rPr>
+          <w:lang w:val="fr_FR" w:bidi="fr_FR"/>
+        </w:rPr>
+        <w:t>4.11</w:t>
+      </w:r>
       <w:r>
         <w:rPr>
           <w:lang w:val="fr_FR" w:bidi="fr_FR"/>
         </w:rPr>
         <w:t>), des questions rhétoriques (</w:t>
       </w:r>
-      <w:hyperlink r:id="rId52">
-        <w:r>
-          <w:rPr>
-            <w:lang w:val="fr_FR" w:bidi="fr_FR"/>
-          </w:rPr>
-          <w:rPr>
-            <w:color w:val="0000EE"/>
-            <w:u w:val="single"/>
-          </w:rPr>
-          <w:t>2.5</w:t>
-        </w:r>
-      </w:hyperlink>
+      <w:r>
+        <w:rPr>
+          <w:lang w:val="fr_FR" w:bidi="fr_FR"/>
+        </w:rPr>
+        <w:t>2.5</w:t>
+      </w:r>
       <w:r>
         <w:rPr>
           <w:lang w:val="fr_FR" w:bidi="fr_FR"/>
         </w:rPr>
         <w:t xml:space="preserve"> ; </w:t>
       </w:r>
-      <w:hyperlink r:id="rId42">
-        <w:r>
-          <w:rPr>
-            <w:lang w:val="fr_FR" w:bidi="fr_FR"/>
-          </w:rPr>
-          <w:rPr>
-            <w:color w:val="0000EE"/>
-            <w:u w:val="single"/>
-          </w:rPr>
-          <w:t>3.11–12</w:t>
-        </w:r>
-      </w:hyperlink>
+      <w:r>
+        <w:rPr>
+          <w:lang w:val="fr_FR" w:bidi="fr_FR"/>
+        </w:rPr>
+        <w:t>3.11–12</w:t>
+      </w:r>
       <w:r>
         <w:rPr>
           <w:lang w:val="fr_FR" w:bidi="fr_FR"/>
         </w:rPr>
         <w:t xml:space="preserve"> ; </w:t>
       </w:r>
-      <w:hyperlink r:id="rId53">
-        <w:r>
-          <w:rPr>
-            <w:lang w:val="fr_FR" w:bidi="fr_FR"/>
-          </w:rPr>
-          <w:rPr>
-            <w:color w:val="0000EE"/>
-            <w:u w:val="single"/>
-          </w:rPr>
-          <w:t>4.1</w:t>
-        </w:r>
-      </w:hyperlink>
+      <w:r>
+        <w:rPr>
+          <w:lang w:val="fr_FR" w:bidi="fr_FR"/>
+        </w:rPr>
+        <w:t>4.1</w:t>
+      </w:r>
       <w:r>
         <w:rPr>
           <w:lang w:val="fr_FR" w:bidi="fr_FR"/>
         </w:rPr>
         <w:t>), des exhortations directes et impératives (</w:t>
       </w:r>
-      <w:hyperlink r:id="rId54">
-        <w:r>
-          <w:rPr>
-            <w:lang w:val="fr_FR" w:bidi="fr_FR"/>
-          </w:rPr>
-          <w:rPr>
-            <w:color w:val="0000EE"/>
-            <w:u w:val="single"/>
-          </w:rPr>
-          <w:t>1.16</w:t>
-        </w:r>
-      </w:hyperlink>
+      <w:r>
+        <w:rPr>
+          <w:lang w:val="fr_FR" w:bidi="fr_FR"/>
+        </w:rPr>
+        <w:t>1.16</w:t>
+      </w:r>
       <w:r>
         <w:rPr>
           <w:lang w:val="fr_FR" w:bidi="fr_FR"/>
         </w:rPr>
         <w:t xml:space="preserve"> ; </w:t>
       </w:r>
-      <w:hyperlink r:id="rId50">
-        <w:r>
-          <w:rPr>
-            <w:lang w:val="fr_FR" w:bidi="fr_FR"/>
-          </w:rPr>
-          <w:rPr>
-            <w:color w:val="0000EE"/>
-            <w:u w:val="single"/>
-          </w:rPr>
-          <w:t>3.1</w:t>
-        </w:r>
-      </w:hyperlink>
+      <w:r>
+        <w:rPr>
+          <w:lang w:val="fr_FR" w:bidi="fr_FR"/>
+        </w:rPr>
+        <w:t>3.1</w:t>
+      </w:r>
       <w:r>
         <w:rPr>
           <w:lang w:val="fr_FR" w:bidi="fr_FR"/>
         </w:rPr>
         <w:t xml:space="preserve"> ; </w:t>
       </w:r>
-      <w:hyperlink r:id="rId55">
-        <w:r>
-          <w:rPr>
-            <w:lang w:val="fr_FR" w:bidi="fr_FR"/>
-          </w:rPr>
-          <w:rPr>
-            <w:color w:val="0000EE"/>
-            <w:u w:val="single"/>
-          </w:rPr>
-          <w:t>5.16</w:t>
-        </w:r>
-      </w:hyperlink>
+      <w:r>
+        <w:rPr>
+          <w:lang w:val="fr_FR" w:bidi="fr_FR"/>
+        </w:rPr>
+        <w:t>5.16</w:t>
+      </w:r>
       <w:r>
         <w:rPr>
           <w:lang w:val="fr_FR" w:bidi="fr_FR"/>
         </w:rPr>
         <w:t>), des métaphores et des illustrations tirées du quotidien (</w:t>
       </w:r>
-      <w:hyperlink r:id="rId56">
-        <w:r>
-          <w:rPr>
-            <w:lang w:val="fr_FR" w:bidi="fr_FR"/>
-          </w:rPr>
-          <w:rPr>
-            <w:color w:val="0000EE"/>
-            <w:u w:val="single"/>
-          </w:rPr>
-          <w:t>2.26</w:t>
-        </w:r>
-      </w:hyperlink>
+      <w:r>
+        <w:rPr>
+          <w:lang w:val="fr_FR" w:bidi="fr_FR"/>
+        </w:rPr>
+        <w:t>2.26</w:t>
+      </w:r>
       <w:r>
         <w:rPr>
           <w:lang w:val="fr_FR" w:bidi="fr_FR"/>
         </w:rPr>
         <w:t xml:space="preserve"> ; </w:t>
       </w:r>
-      <w:hyperlink r:id="rId57">
-        <w:r>
-          <w:rPr>
-            <w:lang w:val="fr_FR" w:bidi="fr_FR"/>
-          </w:rPr>
-          <w:rPr>
-            <w:color w:val="0000EE"/>
-            <w:u w:val="single"/>
-          </w:rPr>
-          <w:t>3.3–5</w:t>
-        </w:r>
-      </w:hyperlink>
+      <w:r>
+        <w:rPr>
+          <w:lang w:val="fr_FR" w:bidi="fr_FR"/>
+        </w:rPr>
+        <w:t>3.3–5</w:t>
+      </w:r>
       <w:r>
         <w:rPr>
           <w:lang w:val="fr_FR" w:bidi="fr_FR"/>
         </w:rPr>
         <w:t xml:space="preserve"> ; </w:t>
       </w:r>
-      <w:hyperlink r:id="rId58">
-        <w:r>
-          <w:rPr>
-            <w:lang w:val="fr_FR" w:bidi="fr_FR"/>
-          </w:rPr>
-          <w:rPr>
-            <w:color w:val="0000EE"/>
-            <w:u w:val="single"/>
-          </w:rPr>
-          <w:t>4.14</w:t>
-        </w:r>
-      </w:hyperlink>
+      <w:r>
+        <w:rPr>
+          <w:lang w:val="fr_FR" w:bidi="fr_FR"/>
+        </w:rPr>
+        <w:t>4.14</w:t>
+      </w:r>
       <w:r>
         <w:rPr>
           <w:lang w:val="fr_FR" w:bidi="fr_FR"/>
         </w:rPr>
         <w:t>), ainsi que des formules percutantes qui condensent le message de sections entières (</w:t>
       </w:r>
-      <w:hyperlink r:id="rId59">
-        <w:r>
-          <w:rPr>
-            <w:lang w:val="fr_FR" w:bidi="fr_FR"/>
-          </w:rPr>
-          <w:rPr>
-            <w:color w:val="0000EE"/>
-            <w:u w:val="single"/>
-          </w:rPr>
-          <w:t>2.13</w:t>
-        </w:r>
-      </w:hyperlink>
+      <w:r>
+        <w:rPr>
+          <w:lang w:val="fr_FR" w:bidi="fr_FR"/>
+        </w:rPr>
+        <w:t>2.13</w:t>
+      </w:r>
       <w:r>
         <w:rPr>
           <w:lang w:val="fr_FR" w:bidi="fr_FR"/>
         </w:rPr>
         <w:t xml:space="preserve">, </w:t>
       </w:r>
-      <w:hyperlink r:id="rId60">
-        <w:r>
-          <w:rPr>
-            <w:lang w:val="fr_FR" w:bidi="fr_FR"/>
-          </w:rPr>
-          <w:rPr>
-            <w:color w:val="0000EE"/>
-            <w:u w:val="single"/>
-          </w:rPr>
-          <w:t>17</w:t>
-        </w:r>
-      </w:hyperlink>
+      <w:r>
+        <w:rPr>
+          <w:lang w:val="fr_FR" w:bidi="fr_FR"/>
+        </w:rPr>
+        <w:t>17</w:t>
+      </w:r>
       <w:r>
         <w:rPr>
           <w:lang w:val="fr_FR" w:bidi="fr_FR"/>
         </w:rPr>
         <w:t xml:space="preserve"> ; </w:t>
       </w:r>
-      <w:hyperlink r:id="rId61">
-        <w:r>
-          <w:rPr>
-            <w:lang w:val="fr_FR" w:bidi="fr_FR"/>
-          </w:rPr>
-          <w:rPr>
-            <w:color w:val="0000EE"/>
-            <w:u w:val="single"/>
-          </w:rPr>
-          <w:t>3.18</w:t>
-        </w:r>
-      </w:hyperlink>
+      <w:r>
+        <w:rPr>
+          <w:lang w:val="fr_FR" w:bidi="fr_FR"/>
+        </w:rPr>
+        <w:t>3.18</w:t>
+      </w:r>
       <w:r>
         <w:rPr>
           <w:lang w:val="fr_FR" w:bidi="fr_FR"/>
         </w:rPr>
         <w:t xml:space="preserve"> ; </w:t>
       </w:r>
-      <w:hyperlink r:id="rId62">
-        <w:r>
-          <w:rPr>
-            <w:lang w:val="fr_FR" w:bidi="fr_FR"/>
-          </w:rPr>
-          <w:rPr>
-            <w:color w:val="0000EE"/>
-            <w:u w:val="single"/>
-          </w:rPr>
-          <w:t>4.17</w:t>
-        </w:r>
-      </w:hyperlink>
+      <w:r>
+        <w:rPr>
+          <w:lang w:val="fr_FR" w:bidi="fr_FR"/>
+        </w:rPr>
+        <w:t>4.17</w:t>
+      </w:r>
       <w:r>
         <w:rPr>
           <w:lang w:val="fr_FR" w:bidi="fr_FR"/>
@@ -1561,126 +1231,84 @@
         </w:rPr>
         <w:t>La préoccupation centrale de Jacques est d'encourager ses lecteurs à garder une foi solide et une loyauté sans faille envers l’Éternel (</w:t>
       </w:r>
-      <w:hyperlink r:id="rId44">
-        <w:r>
-          <w:rPr>
-            <w:lang w:val="fr_FR" w:bidi="fr_FR"/>
-          </w:rPr>
-          <w:rPr>
-            <w:color w:val="0000EE"/>
-            <w:u w:val="single"/>
-          </w:rPr>
-          <w:t>Jc 1.6</w:t>
-        </w:r>
-      </w:hyperlink>
+      <w:r>
+        <w:rPr>
+          <w:lang w:val="fr_FR" w:bidi="fr_FR"/>
+        </w:rPr>
+        <w:t>Jc 1.6</w:t>
+      </w:r>
       <w:r>
         <w:rPr>
           <w:lang w:val="fr_FR" w:bidi="fr_FR"/>
         </w:rPr>
         <w:t>). Jacques exhorte à la patience dans l’épreuve (</w:t>
       </w:r>
-      <w:hyperlink r:id="rId63">
-        <w:r>
-          <w:rPr>
-            <w:lang w:val="fr_FR" w:bidi="fr_FR"/>
-          </w:rPr>
-          <w:rPr>
-            <w:color w:val="0000EE"/>
-            <w:u w:val="single"/>
-          </w:rPr>
-          <w:t>1.3</w:t>
-        </w:r>
-      </w:hyperlink>
+      <w:r>
+        <w:rPr>
+          <w:lang w:val="fr_FR" w:bidi="fr_FR"/>
+        </w:rPr>
+        <w:t>1.3</w:t>
+      </w:r>
       <w:r>
         <w:rPr>
           <w:lang w:val="fr_FR" w:bidi="fr_FR"/>
         </w:rPr>
         <w:t>), à la soumission à Dieu (</w:t>
       </w:r>
-      <w:hyperlink r:id="rId64">
-        <w:r>
-          <w:rPr>
-            <w:lang w:val="fr_FR" w:bidi="fr_FR"/>
-          </w:rPr>
-          <w:rPr>
-            <w:color w:val="0000EE"/>
-            <w:u w:val="single"/>
-          </w:rPr>
-          <w:t>4.7</w:t>
-        </w:r>
-      </w:hyperlink>
+      <w:r>
+        <w:rPr>
+          <w:lang w:val="fr_FR" w:bidi="fr_FR"/>
+        </w:rPr>
+        <w:t>4.7</w:t>
+      </w:r>
       <w:r>
         <w:rPr>
           <w:lang w:val="fr_FR" w:bidi="fr_FR"/>
         </w:rPr>
         <w:t>) et à une implication active dans la vie et les ministères de la communauté (</w:t>
       </w:r>
-      <w:hyperlink r:id="rId65">
-        <w:r>
-          <w:rPr>
-            <w:lang w:val="fr_FR" w:bidi="fr_FR"/>
-          </w:rPr>
-          <w:rPr>
-            <w:color w:val="0000EE"/>
-            <w:u w:val="single"/>
-          </w:rPr>
-          <w:t>5.13–20</w:t>
-        </w:r>
-      </w:hyperlink>
+      <w:r>
+        <w:rPr>
+          <w:lang w:val="fr_FR" w:bidi="fr_FR"/>
+        </w:rPr>
+        <w:t>5.13–20</w:t>
+      </w:r>
       <w:r>
         <w:rPr>
           <w:lang w:val="fr_FR" w:bidi="fr_FR"/>
         </w:rPr>
         <w:t>). Cette manière de vivre mène à la maturité spirituelle (</w:t>
       </w:r>
-      <w:hyperlink r:id="rId66">
-        <w:r>
-          <w:rPr>
-            <w:lang w:val="fr_FR" w:bidi="fr_FR"/>
-          </w:rPr>
-          <w:rPr>
-            <w:color w:val="0000EE"/>
-            <w:u w:val="single"/>
-          </w:rPr>
-          <w:t>1.4</w:t>
-        </w:r>
-      </w:hyperlink>
+      <w:r>
+        <w:rPr>
+          <w:lang w:val="fr_FR" w:bidi="fr_FR"/>
+        </w:rPr>
+        <w:t>1.4</w:t>
+      </w:r>
       <w:r>
         <w:rPr>
           <w:lang w:val="fr_FR" w:bidi="fr_FR"/>
         </w:rPr>
         <w:t>), à l'honneur (</w:t>
       </w:r>
-      <w:hyperlink r:id="rId67">
-        <w:r>
-          <w:rPr>
-            <w:lang w:val="fr_FR" w:bidi="fr_FR"/>
-          </w:rPr>
-          <w:rPr>
-            <w:color w:val="0000EE"/>
-            <w:u w:val="single"/>
-          </w:rPr>
-          <w:t>4.10</w:t>
-        </w:r>
-      </w:hyperlink>
+      <w:r>
+        <w:rPr>
+          <w:lang w:val="fr_FR" w:bidi="fr_FR"/>
+        </w:rPr>
+        <w:t>4.10</w:t>
+      </w:r>
       <w:r>
         <w:rPr>
           <w:lang w:val="fr_FR" w:bidi="fr_FR"/>
         </w:rPr>
         <w:t>) et à la couronne de vie (</w:t>
       </w:r>
-      <w:hyperlink r:id="rId68">
-        <w:r>
-          <w:rPr>
-            <w:lang w:val="fr_FR" w:bidi="fr_FR"/>
-          </w:rPr>
-          <w:rPr>
-            <w:color w:val="0000EE"/>
-            <w:u w:val="single"/>
-          </w:rPr>
-          <w:t>1.12</w:t>
-        </w:r>
-      </w:hyperlink>
+      <w:r>
+        <w:rPr>
+          <w:lang w:val="fr_FR" w:bidi="fr_FR"/>
+        </w:rPr>
+        <w:t>1.12</w:t>
+      </w:r>
       <w:r>
         <w:rPr>
           <w:lang w:val="fr_FR" w:bidi="fr_FR"/>
@@ -1699,18 +1327,12 @@
         </w:rPr>
         <w:t>Jésus-Christ (</w:t>
       </w:r>
-      <w:hyperlink r:id="rId69">
-        <w:r>
-          <w:rPr>
-            <w:lang w:val="fr_FR" w:bidi="fr_FR"/>
-          </w:rPr>
-          <w:rPr>
-            <w:color w:val="0000EE"/>
-            <w:u w:val="single"/>
-          </w:rPr>
-          <w:t>5.8</w:t>
-        </w:r>
-      </w:hyperlink>
+      <w:r>
+        <w:rPr>
+          <w:lang w:val="fr_FR" w:bidi="fr_FR"/>
+        </w:rPr>
+        <w:t>5.8</w:t>
+      </w:r>
       <w:r>
         <w:rPr>
           <w:lang w:val="fr_FR" w:bidi="fr_FR"/>
@@ -1731,90 +1353,60 @@
         </w:rPr>
         <w:t>La Loi : Jacques manifeste un profond respect pour la loi de Moïse et pour les traditions juives, comme les rites de purification associés aux vœux (</w:t>
       </w:r>
-      <w:hyperlink r:id="rId70">
-        <w:r>
-          <w:rPr>
-            <w:lang w:val="fr_FR" w:bidi="fr_FR"/>
-          </w:rPr>
-          <w:rPr>
-            <w:color w:val="0000EE"/>
-            <w:u w:val="single"/>
-          </w:rPr>
-          <w:t>Ac 21.18–25</w:t>
-        </w:r>
-      </w:hyperlink>
+      <w:r>
+        <w:rPr>
+          <w:lang w:val="fr_FR" w:bidi="fr_FR"/>
+        </w:rPr>
+        <w:t>Ac 21.18–25</w:t>
+      </w:r>
       <w:r>
         <w:rPr>
           <w:lang w:val="fr_FR" w:bidi="fr_FR"/>
         </w:rPr>
         <w:t>). Il fait également preuve d’ouverture envers la mission parmi les non-Juifs, concluant qu’ils peuvent être pleinement accueillis dans la communauté chrétienne sans devoir d’abord devenir prosélytes juifs. Ce choix fait écho à l’alliance que Dieu a conclue avec Noé (</w:t>
       </w:r>
-      <w:hyperlink r:id="rId71">
-        <w:r>
-          <w:rPr>
-            <w:lang w:val="fr_FR" w:bidi="fr_FR"/>
-          </w:rPr>
-          <w:rPr>
-            <w:color w:val="0000EE"/>
-            <w:u w:val="single"/>
-          </w:rPr>
-          <w:t>Ac 15.19–22</w:t>
-        </w:r>
-      </w:hyperlink>
+      <w:r>
+        <w:rPr>
+          <w:lang w:val="fr_FR" w:bidi="fr_FR"/>
+        </w:rPr>
+        <w:t>Ac 15.19–22</w:t>
+      </w:r>
       <w:r>
         <w:rPr>
           <w:lang w:val="fr_FR" w:bidi="fr_FR"/>
         </w:rPr>
         <w:t xml:space="preserve"> ; voir </w:t>
       </w:r>
-      <w:hyperlink r:id="rId72">
-        <w:r>
-          <w:rPr>
-            <w:lang w:val="fr_FR" w:bidi="fr_FR"/>
-          </w:rPr>
-          <w:rPr>
-            <w:color w:val="0000EE"/>
-            <w:u w:val="single"/>
-          </w:rPr>
-          <w:t>Gn 9.1–17</w:t>
-        </w:r>
-      </w:hyperlink>
+      <w:r>
+        <w:rPr>
+          <w:lang w:val="fr_FR" w:bidi="fr_FR"/>
+        </w:rPr>
+        <w:t>Gn 9.1–17</w:t>
+      </w:r>
       <w:r>
         <w:rPr>
           <w:lang w:val="fr_FR" w:bidi="fr_FR"/>
         </w:rPr>
         <w:t>). Dans sa lettre, Jacques soutient la loi (</w:t>
       </w:r>
-      <w:hyperlink r:id="rId22">
-        <w:r>
-          <w:rPr>
-            <w:lang w:val="fr_FR" w:bidi="fr_FR"/>
-          </w:rPr>
-          <w:rPr>
-            <w:color w:val="0000EE"/>
-            <w:u w:val="single"/>
-          </w:rPr>
-          <w:t>Jc 1.25</w:t>
-        </w:r>
-      </w:hyperlink>
+      <w:r>
+        <w:rPr>
+          <w:lang w:val="fr_FR" w:bidi="fr_FR"/>
+        </w:rPr>
+        <w:t>Jc 1.25</w:t>
+      </w:r>
       <w:r>
         <w:rPr>
           <w:lang w:val="fr_FR" w:bidi="fr_FR"/>
         </w:rPr>
         <w:t>), tout en l’interprétant à la lumière de Jésus, le Messie (</w:t>
       </w:r>
-      <w:hyperlink r:id="rId73">
-        <w:r>
-          <w:rPr>
-            <w:lang w:val="fr_FR" w:bidi="fr_FR"/>
-          </w:rPr>
-          <w:rPr>
-            <w:color w:val="0000EE"/>
-            <w:u w:val="single"/>
-          </w:rPr>
-          <w:t>2.8–11</w:t>
-        </w:r>
-      </w:hyperlink>
+      <w:r>
+        <w:rPr>
+          <w:lang w:val="fr_FR" w:bidi="fr_FR"/>
+        </w:rPr>
+        <w:t>2.8–11</w:t>
+      </w:r>
       <w:r>
         <w:rPr>
           <w:lang w:val="fr_FR" w:bidi="fr_FR"/>
@@ -1835,36 +1427,24 @@
         </w:rPr>
         <w:t xml:space="preserve">Judéité : Jacques utilise librement les symboles du judaïsme, sans les critiquer ni les redéfinir (contrairement à Paul en </w:t>
       </w:r>
-      <w:hyperlink r:id="rId74">
-        <w:r>
-          <w:rPr>
-            <w:lang w:val="fr_FR" w:bidi="fr_FR"/>
-          </w:rPr>
-          <w:rPr>
-            <w:color w:val="0000EE"/>
-            <w:u w:val="single"/>
-          </w:rPr>
-          <w:t>Rm 2.29</w:t>
-        </w:r>
-      </w:hyperlink>
+      <w:r>
+        <w:rPr>
+          <w:lang w:val="fr_FR" w:bidi="fr_FR"/>
+        </w:rPr>
+        <w:t>Rm 2.29</w:t>
+      </w:r>
       <w:r>
         <w:rPr>
           <w:lang w:val="fr_FR" w:bidi="fr_FR"/>
         </w:rPr>
         <w:t>). Il s’adresse à ses lecteurs comme aux « douze tribus » (</w:t>
       </w:r>
-      <w:hyperlink r:id="rId13">
-        <w:r>
-          <w:rPr>
-            <w:lang w:val="fr_FR" w:bidi="fr_FR"/>
-          </w:rPr>
-          <w:rPr>
-            <w:color w:val="0000EE"/>
-            <w:u w:val="single"/>
-          </w:rPr>
-          <w:t>1.1</w:t>
-        </w:r>
-      </w:hyperlink>
+      <w:r>
+        <w:rPr>
+          <w:lang w:val="fr_FR" w:bidi="fr_FR"/>
+        </w:rPr>
+        <w:t>1.1</w:t>
+      </w:r>
       <w:r>
         <w:rPr>
           <w:lang w:val="fr_FR" w:bidi="fr_FR"/>
@@ -1884,108 +1464,72 @@
         </w:rPr>
         <w:t xml:space="preserve"> (</w:t>
       </w:r>
-      <w:hyperlink r:id="rId34">
-        <w:r>
-          <w:rPr>
-            <w:lang w:val="fr_FR" w:bidi="fr_FR"/>
-          </w:rPr>
-          <w:rPr>
-            <w:color w:val="0000EE"/>
-            <w:u w:val="single"/>
-          </w:rPr>
-          <w:t>2.2</w:t>
-        </w:r>
-      </w:hyperlink>
+      <w:r>
+        <w:rPr>
+          <w:lang w:val="fr_FR" w:bidi="fr_FR"/>
+        </w:rPr>
+        <w:t>2.2</w:t>
+      </w:r>
       <w:r>
         <w:rPr>
           <w:lang w:val="fr_FR" w:bidi="fr_FR"/>
         </w:rPr>
         <w:t>), et mentionne les anciens (</w:t>
       </w:r>
-      <w:hyperlink r:id="rId35">
-        <w:r>
-          <w:rPr>
-            <w:lang w:val="fr_FR" w:bidi="fr_FR"/>
-          </w:rPr>
-          <w:rPr>
-            <w:color w:val="0000EE"/>
-            <w:u w:val="single"/>
-          </w:rPr>
-          <w:t>5.14</w:t>
-        </w:r>
-      </w:hyperlink>
+      <w:r>
+        <w:rPr>
+          <w:lang w:val="fr_FR" w:bidi="fr_FR"/>
+        </w:rPr>
+        <w:t>5.14</w:t>
+      </w:r>
       <w:r>
         <w:rPr>
           <w:lang w:val="fr_FR" w:bidi="fr_FR"/>
         </w:rPr>
         <w:t>) ainsi que les enseignants (</w:t>
       </w:r>
-      <w:hyperlink r:id="rId50">
-        <w:r>
-          <w:rPr>
-            <w:lang w:val="fr_FR" w:bidi="fr_FR"/>
-          </w:rPr>
-          <w:rPr>
-            <w:color w:val="0000EE"/>
-            <w:u w:val="single"/>
-          </w:rPr>
-          <w:t>3.1</w:t>
-        </w:r>
-      </w:hyperlink>
+      <w:r>
+        <w:rPr>
+          <w:lang w:val="fr_FR" w:bidi="fr_FR"/>
+        </w:rPr>
+        <w:t>3.1</w:t>
+      </w:r>
       <w:r>
         <w:rPr>
           <w:lang w:val="fr_FR" w:bidi="fr_FR"/>
         </w:rPr>
         <w:t>). Il fait allusion à la loi de Moïse à plusieurs reprises (</w:t>
       </w:r>
-      <w:hyperlink r:id="rId22">
-        <w:r>
-          <w:rPr>
-            <w:lang w:val="fr_FR" w:bidi="fr_FR"/>
-          </w:rPr>
-          <w:rPr>
-            <w:color w:val="0000EE"/>
-            <w:u w:val="single"/>
-          </w:rPr>
-          <w:t>1.25</w:t>
-        </w:r>
-      </w:hyperlink>
+      <w:r>
+        <w:rPr>
+          <w:lang w:val="fr_FR" w:bidi="fr_FR"/>
+        </w:rPr>
+        <w:t>1.25</w:t>
+      </w:r>
       <w:r>
         <w:rPr>
           <w:lang w:val="fr_FR" w:bidi="fr_FR"/>
         </w:rPr>
         <w:t xml:space="preserve"> ; </w:t>
       </w:r>
-      <w:hyperlink r:id="rId75">
-        <w:r>
-          <w:rPr>
-            <w:lang w:val="fr_FR" w:bidi="fr_FR"/>
-          </w:rPr>
-          <w:rPr>
-            <w:color w:val="0000EE"/>
-            <w:u w:val="single"/>
-          </w:rPr>
-          <w:t>2.8–12</w:t>
-        </w:r>
-      </w:hyperlink>
+      <w:r>
+        <w:rPr>
+          <w:lang w:val="fr_FR" w:bidi="fr_FR"/>
+        </w:rPr>
+        <w:t>2.8–12</w:t>
+      </w:r>
       <w:r>
         <w:rPr>
           <w:lang w:val="fr_FR" w:bidi="fr_FR"/>
         </w:rPr>
         <w:t xml:space="preserve"> ; </w:t>
       </w:r>
-      <w:hyperlink r:id="rId51">
-        <w:r>
-          <w:rPr>
-            <w:lang w:val="fr_FR" w:bidi="fr_FR"/>
-          </w:rPr>
-          <w:rPr>
-            <w:color w:val="0000EE"/>
-            <w:u w:val="single"/>
-          </w:rPr>
-          <w:t>4.11</w:t>
-        </w:r>
-      </w:hyperlink>
+      <w:r>
+        <w:rPr>
+          <w:lang w:val="fr_FR" w:bidi="fr_FR"/>
+        </w:rPr>
+        <w:t>4.11</w:t>
+      </w:r>
       <w:r>
         <w:rPr>
           <w:lang w:val="fr_FR" w:bidi="fr_FR"/>
@@ -2005,18 +1549,12 @@
         </w:rPr>
         <w:t>, confession centrale d’Israël (</w:t>
       </w:r>
-      <w:hyperlink r:id="rId76">
-        <w:r>
-          <w:rPr>
-            <w:lang w:val="fr_FR" w:bidi="fr_FR"/>
-          </w:rPr>
-          <w:rPr>
-            <w:color w:val="0000EE"/>
-            <w:u w:val="single"/>
-          </w:rPr>
-          <w:t>2.19</w:t>
-        </w:r>
-      </w:hyperlink>
+      <w:r>
+        <w:rPr>
+          <w:lang w:val="fr_FR" w:bidi="fr_FR"/>
+        </w:rPr>
+        <w:t>2.19</w:t>
+      </w:r>
       <w:r>
         <w:rPr>
           <w:lang w:val="fr_FR" w:bidi="fr_FR"/>
@@ -2035,198 +1573,132 @@
         </w:rPr>
         <w:t xml:space="preserve"> » (</w:t>
       </w:r>
-      <w:hyperlink r:id="rId77">
-        <w:r>
-          <w:rPr>
-            <w:lang w:val="fr_FR" w:bidi="fr_FR"/>
-          </w:rPr>
-          <w:rPr>
-            <w:color w:val="0000EE"/>
-            <w:u w:val="single"/>
-          </w:rPr>
-          <w:t>5.4</w:t>
-        </w:r>
-      </w:hyperlink>
+      <w:r>
+        <w:rPr>
+          <w:lang w:val="fr_FR" w:bidi="fr_FR"/>
+        </w:rPr>
+        <w:t>5.4</w:t>
+      </w:r>
       <w:r>
         <w:rPr>
           <w:lang w:val="fr_FR" w:bidi="fr_FR"/>
         </w:rPr>
         <w:t>), un titre courant dans l'Ancien Testament pour parler de Dieu. Jacques adopte aussi les formes de la littérature de sagesse de l'Ancien Testament (</w:t>
       </w:r>
-      <w:hyperlink r:id="rId78">
-        <w:r>
-          <w:rPr>
-            <w:lang w:val="fr_FR" w:bidi="fr_FR"/>
-          </w:rPr>
-          <w:rPr>
-            <w:color w:val="0000EE"/>
-            <w:u w:val="single"/>
-          </w:rPr>
-          <w:t>1.5</w:t>
-        </w:r>
-      </w:hyperlink>
+      <w:r>
+        <w:rPr>
+          <w:lang w:val="fr_FR" w:bidi="fr_FR"/>
+        </w:rPr>
+        <w:t>1.5</w:t>
+      </w:r>
       <w:r>
         <w:rPr>
           <w:lang w:val="fr_FR" w:bidi="fr_FR"/>
         </w:rPr>
         <w:t xml:space="preserve"> ; </w:t>
       </w:r>
-      <w:hyperlink r:id="rId79">
-        <w:r>
-          <w:rPr>
-            <w:lang w:val="fr_FR" w:bidi="fr_FR"/>
-          </w:rPr>
-          <w:rPr>
-            <w:color w:val="0000EE"/>
-            <w:u w:val="single"/>
-          </w:rPr>
-          <w:t>3.13</w:t>
-        </w:r>
-      </w:hyperlink>
+      <w:r>
+        <w:rPr>
+          <w:lang w:val="fr_FR" w:bidi="fr_FR"/>
+        </w:rPr>
+        <w:t>3.13</w:t>
+      </w:r>
       <w:r>
         <w:rPr>
           <w:lang w:val="fr_FR" w:bidi="fr_FR"/>
         </w:rPr>
         <w:t xml:space="preserve">, </w:t>
       </w:r>
-      <w:hyperlink r:id="rId80">
-        <w:r>
-          <w:rPr>
-            <w:lang w:val="fr_FR" w:bidi="fr_FR"/>
-          </w:rPr>
-          <w:rPr>
-            <w:color w:val="0000EE"/>
-            <w:u w:val="single"/>
-          </w:rPr>
-          <w:t>17</w:t>
-        </w:r>
-      </w:hyperlink>
+      <w:r>
+        <w:rPr>
+          <w:lang w:val="fr_FR" w:bidi="fr_FR"/>
+        </w:rPr>
+        <w:t>17</w:t>
+      </w:r>
       <w:r>
         <w:rPr>
           <w:lang w:val="fr_FR" w:bidi="fr_FR"/>
         </w:rPr>
         <w:t>) et des exhortations prophétiques (</w:t>
       </w:r>
-      <w:hyperlink r:id="rId17">
-        <w:r>
-          <w:rPr>
-            <w:lang w:val="fr_FR" w:bidi="fr_FR"/>
-          </w:rPr>
-          <w:rPr>
-            <w:color w:val="0000EE"/>
-            <w:u w:val="single"/>
-          </w:rPr>
-          <w:t>4.13</w:t>
-        </w:r>
-      </w:hyperlink>
+      <w:r>
+        <w:rPr>
+          <w:lang w:val="fr_FR" w:bidi="fr_FR"/>
+        </w:rPr>
+        <w:t>4.13</w:t>
+      </w:r>
       <w:r>
         <w:rPr>
           <w:lang w:val="fr_FR" w:bidi="fr_FR"/>
         </w:rPr>
         <w:t xml:space="preserve"> ; </w:t>
       </w:r>
-      <w:hyperlink r:id="rId81">
-        <w:r>
-          <w:rPr>
-            <w:lang w:val="fr_FR" w:bidi="fr_FR"/>
-          </w:rPr>
-          <w:rPr>
-            <w:color w:val="0000EE"/>
-            <w:u w:val="single"/>
-          </w:rPr>
-          <w:t>5.1</w:t>
-        </w:r>
-      </w:hyperlink>
+      <w:r>
+        <w:rPr>
+          <w:lang w:val="fr_FR" w:bidi="fr_FR"/>
+        </w:rPr>
+        <w:t>5.1</w:t>
+      </w:r>
       <w:r>
         <w:rPr>
           <w:lang w:val="fr_FR" w:bidi="fr_FR"/>
         </w:rPr>
         <w:t>). Il évoque des figures emblématiques d’Israël comme Abraham (</w:t>
       </w:r>
-      <w:hyperlink r:id="rId82">
-        <w:r>
-          <w:rPr>
-            <w:lang w:val="fr_FR" w:bidi="fr_FR"/>
-          </w:rPr>
-          <w:rPr>
-            <w:color w:val="0000EE"/>
-            <w:u w:val="single"/>
-          </w:rPr>
-          <w:t>2.21</w:t>
-        </w:r>
-      </w:hyperlink>
+      <w:r>
+        <w:rPr>
+          <w:lang w:val="fr_FR" w:bidi="fr_FR"/>
+        </w:rPr>
+        <w:t>2.21</w:t>
+      </w:r>
       <w:r>
         <w:rPr>
           <w:lang w:val="fr_FR" w:bidi="fr_FR"/>
         </w:rPr>
         <w:t xml:space="preserve">, </w:t>
       </w:r>
-      <w:hyperlink r:id="rId83">
-        <w:r>
-          <w:rPr>
-            <w:lang w:val="fr_FR" w:bidi="fr_FR"/>
-          </w:rPr>
-          <w:rPr>
-            <w:color w:val="0000EE"/>
-            <w:u w:val="single"/>
-          </w:rPr>
-          <w:t>23</w:t>
-        </w:r>
-      </w:hyperlink>
+      <w:r>
+        <w:rPr>
+          <w:lang w:val="fr_FR" w:bidi="fr_FR"/>
+        </w:rPr>
+        <w:t>23</w:t>
+      </w:r>
       <w:r>
         <w:rPr>
           <w:lang w:val="fr_FR" w:bidi="fr_FR"/>
         </w:rPr>
         <w:t>), Rahab (</w:t>
       </w:r>
-      <w:hyperlink r:id="rId84">
-        <w:r>
-          <w:rPr>
-            <w:lang w:val="fr_FR" w:bidi="fr_FR"/>
-          </w:rPr>
-          <w:rPr>
-            <w:color w:val="0000EE"/>
-            <w:u w:val="single"/>
-          </w:rPr>
-          <w:t>2.25</w:t>
-        </w:r>
-      </w:hyperlink>
+      <w:r>
+        <w:rPr>
+          <w:lang w:val="fr_FR" w:bidi="fr_FR"/>
+        </w:rPr>
+        <w:t>2.25</w:t>
+      </w:r>
       <w:r>
         <w:rPr>
           <w:lang w:val="fr_FR" w:bidi="fr_FR"/>
         </w:rPr>
         <w:t>) ; Job (</w:t>
       </w:r>
-      <w:hyperlink r:id="rId85">
-        <w:r>
-          <w:rPr>
-            <w:lang w:val="fr_FR" w:bidi="fr_FR"/>
-          </w:rPr>
-          <w:rPr>
-            <w:color w:val="0000EE"/>
-            <w:u w:val="single"/>
-          </w:rPr>
-          <w:t>5.11</w:t>
-        </w:r>
-      </w:hyperlink>
+      <w:r>
+        <w:rPr>
+          <w:lang w:val="fr_FR" w:bidi="fr_FR"/>
+        </w:rPr>
+        <w:t>5.11</w:t>
+      </w:r>
       <w:r>
         <w:rPr>
           <w:lang w:val="fr_FR" w:bidi="fr_FR"/>
         </w:rPr>
         <w:t>) ; Élie (</w:t>
       </w:r>
-      <w:hyperlink r:id="rId86">
-        <w:r>
-          <w:rPr>
-            <w:lang w:val="fr_FR" w:bidi="fr_FR"/>
-          </w:rPr>
-          <w:rPr>
-            <w:color w:val="0000EE"/>
-            <w:u w:val="single"/>
-          </w:rPr>
-          <w:t>5.17</w:t>
-        </w:r>
-      </w:hyperlink>
+      <w:r>
+        <w:rPr>
+          <w:lang w:val="fr_FR" w:bidi="fr_FR"/>
+        </w:rPr>
+        <w:t>5.17</w:t>
+      </w:r>
       <w:r>
         <w:rPr>
           <w:lang w:val="fr_FR" w:bidi="fr_FR"/>
@@ -2261,18 +1733,12 @@
         </w:rPr>
         <w:t>Cependant, ils mettaient l'accent différemment. Paul, souvent confronté aux chrétiens juifs qui cherchent à imposer certaines exigences aux non-Juifs, rappelle que les œuvres de la loi ne procurent pas le salut (</w:t>
       </w:r>
-      <w:hyperlink r:id="rId87">
-        <w:r>
-          <w:rPr>
-            <w:lang w:val="fr_FR" w:bidi="fr_FR"/>
-          </w:rPr>
-          <w:rPr>
-            <w:color w:val="0000EE"/>
-            <w:u w:val="single"/>
-          </w:rPr>
-          <w:t>Ep 2.8–9</w:t>
-        </w:r>
-      </w:hyperlink>
+      <w:r>
+        <w:rPr>
+          <w:lang w:val="fr_FR" w:bidi="fr_FR"/>
+        </w:rPr>
+        <w:t>Ep 2.8–9</w:t>
+      </w:r>
       <w:r>
         <w:rPr>
           <w:lang w:val="fr_FR" w:bidi="fr_FR"/>
@@ -2291,144 +1757,96 @@
         </w:rPr>
         <w:t>» (</w:t>
       </w:r>
-      <w:hyperlink r:id="rId88">
-        <w:r>
-          <w:rPr>
-            <w:lang w:val="fr_FR" w:bidi="fr_FR"/>
-          </w:rPr>
-          <w:rPr>
-            <w:color w:val="0000EE"/>
-            <w:u w:val="single"/>
-          </w:rPr>
-          <w:t>Rm 3.20</w:t>
-        </w:r>
-      </w:hyperlink>
+      <w:r>
+        <w:rPr>
+          <w:lang w:val="fr_FR" w:bidi="fr_FR"/>
+        </w:rPr>
+        <w:t>Rm 3.20</w:t>
+      </w:r>
       <w:r>
         <w:rPr>
           <w:lang w:val="fr_FR" w:bidi="fr_FR"/>
         </w:rPr>
         <w:t xml:space="preserve">, </w:t>
       </w:r>
-      <w:hyperlink r:id="rId89">
-        <w:r>
-          <w:rPr>
-            <w:lang w:val="fr_FR" w:bidi="fr_FR"/>
-          </w:rPr>
-          <w:rPr>
-            <w:color w:val="0000EE"/>
-            <w:u w:val="single"/>
-          </w:rPr>
-          <w:t>28</w:t>
-        </w:r>
-      </w:hyperlink>
+      <w:r>
+        <w:rPr>
+          <w:lang w:val="fr_FR" w:bidi="fr_FR"/>
+        </w:rPr>
+        <w:t>28</w:t>
+      </w:r>
       <w:r>
         <w:rPr>
           <w:lang w:val="fr_FR" w:bidi="fr_FR"/>
         </w:rPr>
         <w:t xml:space="preserve"> ; </w:t>
       </w:r>
-      <w:hyperlink r:id="rId90">
-        <w:r>
-          <w:rPr>
-            <w:lang w:val="fr_FR" w:bidi="fr_FR"/>
-          </w:rPr>
-          <w:rPr>
-            <w:color w:val="0000EE"/>
-            <w:u w:val="single"/>
-          </w:rPr>
-          <w:t>Ga 2.16</w:t>
-        </w:r>
-      </w:hyperlink>
+      <w:r>
+        <w:rPr>
+          <w:lang w:val="fr_FR" w:bidi="fr_FR"/>
+        </w:rPr>
+        <w:t>Ga 2.16</w:t>
+      </w:r>
       <w:r>
         <w:rPr>
           <w:lang w:val="fr_FR" w:bidi="fr_FR"/>
         </w:rPr>
         <w:t>) ni par quelque action humaine que ce soit (</w:t>
       </w:r>
-      <w:hyperlink r:id="rId91">
-        <w:r>
-          <w:rPr>
-            <w:lang w:val="fr_FR" w:bidi="fr_FR"/>
-          </w:rPr>
-          <w:rPr>
-            <w:color w:val="0000EE"/>
-            <w:u w:val="single"/>
-          </w:rPr>
-          <w:t>Rm 4.3–5</w:t>
-        </w:r>
-      </w:hyperlink>
+      <w:r>
+        <w:rPr>
+          <w:lang w:val="fr_FR" w:bidi="fr_FR"/>
+        </w:rPr>
+        <w:t>Rm 4.3–5</w:t>
+      </w:r>
       <w:r>
         <w:rPr>
           <w:lang w:val="fr_FR" w:bidi="fr_FR"/>
         </w:rPr>
         <w:t>). Jacques, de son côté, souligne que les bonnes actions témoignent d’une relation véritable avec Dieu fondée sur la foi. Une foi biblique authentique produit nécessairement des œuvres agréables à Dieu. Pour lui, la foi ne peut se limiter à une simple adhésion intellectuelle (</w:t>
       </w:r>
-      <w:hyperlink r:id="rId76">
-        <w:r>
-          <w:rPr>
-            <w:lang w:val="fr_FR" w:bidi="fr_FR"/>
-          </w:rPr>
-          <w:rPr>
-            <w:color w:val="0000EE"/>
-            <w:u w:val="single"/>
-          </w:rPr>
-          <w:t>2.19</w:t>
-        </w:r>
-      </w:hyperlink>
+      <w:r>
+        <w:rPr>
+          <w:lang w:val="fr_FR" w:bidi="fr_FR"/>
+        </w:rPr>
+        <w:t>2.19</w:t>
+      </w:r>
       <w:r>
         <w:rPr>
           <w:lang w:val="fr_FR" w:bidi="fr_FR"/>
         </w:rPr>
         <w:t>), et la fidélité ne supporte aucun compromis entre Dieu et le monde (</w:t>
       </w:r>
-      <w:hyperlink r:id="rId92">
-        <w:r>
-          <w:rPr>
-            <w:lang w:val="fr_FR" w:bidi="fr_FR"/>
-          </w:rPr>
-          <w:rPr>
-            <w:color w:val="0000EE"/>
-            <w:u w:val="single"/>
-          </w:rPr>
-          <w:t>1.8</w:t>
-        </w:r>
-      </w:hyperlink>
+      <w:r>
+        <w:rPr>
+          <w:lang w:val="fr_FR" w:bidi="fr_FR"/>
+        </w:rPr>
+        <w:t>1.8</w:t>
+      </w:r>
       <w:r>
         <w:rPr>
           <w:lang w:val="fr_FR" w:bidi="fr_FR"/>
         </w:rPr>
         <w:t xml:space="preserve"> ; </w:t>
       </w:r>
-      <w:hyperlink r:id="rId93">
-        <w:r>
-          <w:rPr>
-            <w:lang w:val="fr_FR" w:bidi="fr_FR"/>
-          </w:rPr>
-          <w:rPr>
-            <w:color w:val="0000EE"/>
-            <w:u w:val="single"/>
-          </w:rPr>
-          <w:t>4.4</w:t>
-        </w:r>
-      </w:hyperlink>
+      <w:r>
+        <w:rPr>
+          <w:lang w:val="fr_FR" w:bidi="fr_FR"/>
+        </w:rPr>
+        <w:t>4.4</w:t>
+      </w:r>
       <w:r>
         <w:rPr>
           <w:lang w:val="fr_FR" w:bidi="fr_FR"/>
         </w:rPr>
         <w:t xml:space="preserve">, </w:t>
       </w:r>
-      <w:hyperlink r:id="rId64">
-        <w:r>
-          <w:rPr>
-            <w:lang w:val="fr_FR" w:bidi="fr_FR"/>
-          </w:rPr>
-          <w:rPr>
-            <w:color w:val="0000EE"/>
-            <w:u w:val="single"/>
-          </w:rPr>
-          <w:t>7</w:t>
-        </w:r>
-      </w:hyperlink>
+      <w:r>
+        <w:rPr>
+          <w:lang w:val="fr_FR" w:bidi="fr_FR"/>
+        </w:rPr>
+        <w:t>7</w:t>
+      </w:r>
       <w:r>
         <w:rPr>
           <w:lang w:val="fr_FR" w:bidi="fr_FR"/>
